--- a/TEMARIO PARA EXAMEN.docx
+++ b/TEMARIO PARA EXAMEN.docx
@@ -123,154 +123,48 @@
           <w:bCs/>
           <w:lang w:val="es-MX"/>
         </w:rPr>
-        <w:t xml:space="preserve">P: ¿Cómo puedes usar </w:t>
-      </w:r>
-      <w:proofErr w:type="gramStart"/>
-      <w:r>
-        <w:rPr>
-          <w:b/>
-          <w:bCs/>
-          <w:lang w:val="es-MX"/>
-        </w:rPr>
-        <w:t>input(</w:t>
-      </w:r>
-      <w:proofErr w:type="gramEnd"/>
-      <w:r>
-        <w:rPr>
-          <w:b/>
-          <w:bCs/>
-          <w:lang w:val="es-MX"/>
-        </w:rPr>
-        <w:t>) para guardar lo que escribe el usuario en una variable?</w:t>
-      </w:r>
-    </w:p>
-    <w:p>
-      <w:pPr>
-        <w:rPr>
-          <w:lang w:val="es-MX"/>
-        </w:rPr>
-      </w:pPr>
-      <w:r>
-        <w:rPr>
-          <w:lang w:val="es-MX"/>
-        </w:rPr>
-        <w:t xml:space="preserve">R: Asignando el resultado de </w:t>
-      </w:r>
-      <w:proofErr w:type="gramStart"/>
-      <w:r>
-        <w:rPr>
-          <w:lang w:val="es-MX"/>
-        </w:rPr>
-        <w:t>input(</w:t>
-      </w:r>
-      <w:proofErr w:type="gramEnd"/>
-      <w:r>
-        <w:rPr>
-          <w:lang w:val="es-MX"/>
-        </w:rPr>
-        <w:t xml:space="preserve">) a una variable. Ejemplo: ciudad = </w:t>
-      </w:r>
-      <w:proofErr w:type="gramStart"/>
-      <w:r>
-        <w:rPr>
-          <w:lang w:val="es-MX"/>
-        </w:rPr>
-        <w:t>input(</w:t>
-      </w:r>
-      <w:proofErr w:type="gramEnd"/>
-      <w:r>
-        <w:rPr>
-          <w:lang w:val="es-MX"/>
-        </w:rPr>
-        <w:t xml:space="preserve">"¿En qué ciudad vives? "). Nota: </w:t>
-      </w:r>
-      <w:proofErr w:type="gramStart"/>
-      <w:r>
-        <w:rPr>
-          <w:lang w:val="es-MX"/>
-        </w:rPr>
-        <w:t>input(</w:t>
-      </w:r>
-      <w:proofErr w:type="gramEnd"/>
-      <w:r>
-        <w:rPr>
-          <w:lang w:val="es-MX"/>
-        </w:rPr>
-        <w:t>) siempre guarda el dato como texto (str).</w:t>
-      </w:r>
-    </w:p>
-    <w:p>
-      <w:pPr>
-        <w:rPr>
-          <w:lang w:val="es-MX"/>
-        </w:rPr>
-      </w:pPr>
-      <w:r>
-        <w:rPr>
-          <w:b/>
-          <w:bCs/>
-          <w:lang w:val="es-MX"/>
-        </w:rPr>
-        <w:t xml:space="preserve">P: ¿Qué hace </w:t>
-      </w:r>
-      <w:proofErr w:type="gramStart"/>
-      <w:r>
-        <w:rPr>
-          <w:b/>
-          <w:bCs/>
-          <w:lang w:val="es-MX"/>
-        </w:rPr>
-        <w:t>print(</w:t>
-      </w:r>
-      <w:proofErr w:type="gramEnd"/>
-      <w:r>
-        <w:rPr>
-          <w:b/>
-          <w:bCs/>
-          <w:lang w:val="es-MX"/>
-        </w:rPr>
-        <w:t>) y cómo se muestra un mensaje claro con el resultado de una variable?</w:t>
-      </w:r>
-    </w:p>
-    <w:p>
-      <w:pPr>
-        <w:rPr>
-          <w:lang w:val="es-MX"/>
-        </w:rPr>
-      </w:pPr>
-      <w:r>
-        <w:rPr>
-          <w:lang w:val="es-MX"/>
-        </w:rPr>
-        <w:t xml:space="preserve">R: </w:t>
-      </w:r>
-      <w:proofErr w:type="gramStart"/>
-      <w:r>
-        <w:rPr>
-          <w:lang w:val="es-MX"/>
-        </w:rPr>
-        <w:t>print(</w:t>
-      </w:r>
-      <w:proofErr w:type="gramEnd"/>
-      <w:r>
-        <w:rPr>
-          <w:lang w:val="es-MX"/>
-        </w:rPr>
-        <w:t xml:space="preserve">) muestra información en pantalla. Se puede combinar texto y variables usando comas o f-strings. Ejemplo: </w:t>
-      </w:r>
-      <w:proofErr w:type="gramStart"/>
-      <w:r>
-        <w:rPr>
-          <w:lang w:val="es-MX"/>
-        </w:rPr>
-        <w:t>print(</w:t>
-      </w:r>
-      <w:proofErr w:type="gramEnd"/>
-      <w:r>
-        <w:rPr>
-          <w:lang w:val="es-MX"/>
-        </w:rPr>
-        <w:t>f"Tienes {edad} años.").</w:t>
+        <w:t>P: ¿Cómo puedes usar input() para guardar lo que escribe el usuario en una variable?</w:t>
+      </w:r>
+    </w:p>
+    <w:p>
+      <w:pPr>
+        <w:rPr>
+          <w:lang w:val="es-MX"/>
+        </w:rPr>
+      </w:pPr>
+      <w:r>
+        <w:rPr>
+          <w:lang w:val="es-MX"/>
+        </w:rPr>
+        <w:t>R: Asignando el resultado de input() a una variable. Ejemplo: ciudad = input("¿En qué ciudad vives? "). Nota: input() siempre guarda el dato como texto (str).</w:t>
+      </w:r>
+    </w:p>
+    <w:p>
+      <w:pPr>
+        <w:rPr>
+          <w:lang w:val="es-MX"/>
+        </w:rPr>
+      </w:pPr>
+      <w:r>
+        <w:rPr>
+          <w:b/>
+          <w:bCs/>
+          <w:lang w:val="es-MX"/>
+        </w:rPr>
+        <w:t>P: ¿Qué hace print() y cómo se muestra un mensaje claro con el resultado de una variable?</w:t>
+      </w:r>
+    </w:p>
+    <w:p>
+      <w:pPr>
+        <w:rPr>
+          <w:lang w:val="es-MX"/>
+        </w:rPr>
+      </w:pPr>
+      <w:r>
+        <w:rPr>
+          <w:lang w:val="es-MX"/>
+        </w:rPr>
+        <w:t>R: print() muestra información en pantalla. Se puede combinar texto y variables usando comas o f-strings. Ejemplo: print(f"Tienes {edad} años.").</w:t>
       </w:r>
     </w:p>
     <w:p>
@@ -1342,20 +1236,7 @@
     </w:p>
     <w:p>
       <w:r>
-        <w:t xml:space="preserve">def </w:t>
-      </w:r>
-      <w:proofErr w:type="spellStart"/>
-      <w:proofErr w:type="gramStart"/>
-      <w:r>
-        <w:t>sumar</w:t>
-      </w:r>
-      <w:proofErr w:type="spellEnd"/>
-      <w:r>
-        <w:t>(</w:t>
-      </w:r>
-      <w:proofErr w:type="gramEnd"/>
-      <w:r>
-        <w:t>a, b):</w:t>
+        <w:t>def sumar(a, b):</w:t>
       </w:r>
     </w:p>
     <w:p>
@@ -2042,86 +1923,22 @@
           <w:lang w:val="es-MX"/>
         </w:rPr>
         <w:lastRenderedPageBreak/>
-        <w:t xml:space="preserve">R: Multiplicando Pi por el radio al cuadrado: </w:t>
-      </w:r>
-      <w:proofErr w:type="spellStart"/>
-      <w:r>
-        <w:rPr>
-          <w:lang w:val="es-MX"/>
-        </w:rPr>
-        <w:t>area</w:t>
-      </w:r>
-      <w:proofErr w:type="spellEnd"/>
-      <w:r>
-        <w:rPr>
-          <w:lang w:val="es-MX"/>
-        </w:rPr>
-        <w:t xml:space="preserve"> = </w:t>
-      </w:r>
-      <w:proofErr w:type="spellStart"/>
-      <w:r>
-        <w:rPr>
-          <w:lang w:val="es-MX"/>
-        </w:rPr>
-        <w:t>math.pi</w:t>
-      </w:r>
-      <w:proofErr w:type="spellEnd"/>
-      <w:r>
-        <w:rPr>
-          <w:lang w:val="es-MX"/>
-        </w:rPr>
-        <w:t xml:space="preserve"> * (radio ** 2).</w:t>
-      </w:r>
-    </w:p>
-    <w:p>
-      <w:pPr>
-        <w:rPr>
-          <w:lang w:val="es-MX"/>
-        </w:rPr>
-      </w:pPr>
-      <w:r>
-        <w:rPr>
-          <w:b/>
-          <w:bCs/>
-          <w:lang w:val="es-MX"/>
-        </w:rPr>
-        <w:t xml:space="preserve">P: ¿Qué hacen las funciones </w:t>
-      </w:r>
-      <w:proofErr w:type="spellStart"/>
-      <w:r>
-        <w:rPr>
-          <w:b/>
-          <w:bCs/>
-          <w:lang w:val="es-MX"/>
-        </w:rPr>
-        <w:t>math.floor</w:t>
-      </w:r>
-      <w:proofErr w:type="spellEnd"/>
-      <w:r>
-        <w:rPr>
-          <w:b/>
-          <w:bCs/>
-          <w:lang w:val="es-MX"/>
-        </w:rPr>
-        <w:t xml:space="preserve">() y </w:t>
-      </w:r>
-      <w:proofErr w:type="spellStart"/>
-      <w:r>
-        <w:rPr>
-          <w:b/>
-          <w:bCs/>
-          <w:lang w:val="es-MX"/>
-        </w:rPr>
-        <w:t>math.ceil</w:t>
-      </w:r>
-      <w:proofErr w:type="spellEnd"/>
-      <w:r>
-        <w:rPr>
-          <w:b/>
-          <w:bCs/>
-          <w:lang w:val="es-MX"/>
-        </w:rPr>
-        <w:t>()?</w:t>
+        <w:t>R: Multiplicando Pi por el radio al cuadrado: area = math.pi * (radio ** 2).</w:t>
+      </w:r>
+    </w:p>
+    <w:p>
+      <w:pPr>
+        <w:rPr>
+          <w:lang w:val="es-MX"/>
+        </w:rPr>
+      </w:pPr>
+      <w:r>
+        <w:rPr>
+          <w:b/>
+          <w:bCs/>
+          <w:lang w:val="es-MX"/>
+        </w:rPr>
+        <w:t>P: ¿Qué hacen las funciones math.floor() y math.ceil()?</w:t>
       </w:r>
     </w:p>
     <w:p>
@@ -2139,19 +1956,11 @@
           <w:lang w:val="es-MX"/>
         </w:rPr>
       </w:pPr>
-      <w:proofErr w:type="spellStart"/>
-      <w:r>
-        <w:rPr>
-          <w:lang w:val="es-MX"/>
-        </w:rPr>
-        <w:t>math.floor</w:t>
-      </w:r>
-      <w:proofErr w:type="spellEnd"/>
-      <w:r>
-        <w:rPr>
-          <w:lang w:val="es-MX"/>
-        </w:rPr>
-        <w:t xml:space="preserve">() redondea un número decimal </w:t>
+      <w:r>
+        <w:rPr>
+          <w:lang w:val="es-MX"/>
+        </w:rPr>
+        <w:t xml:space="preserve">math.floor() redondea un número decimal </w:t>
       </w:r>
       <w:r>
         <w:rPr>
@@ -2165,21 +1974,7 @@
         <w:rPr>
           <w:lang w:val="es-MX"/>
         </w:rPr>
-        <w:t xml:space="preserve"> (ej. </w:t>
-      </w:r>
-      <w:proofErr w:type="spellStart"/>
-      <w:r>
-        <w:rPr>
-          <w:lang w:val="es-MX"/>
-        </w:rPr>
-        <w:t>math.floor</w:t>
-      </w:r>
-      <w:proofErr w:type="spellEnd"/>
-      <w:r>
-        <w:rPr>
-          <w:lang w:val="es-MX"/>
-        </w:rPr>
-        <w:t>(4.8) da 4).</w:t>
+        <w:t xml:space="preserve"> (ej. math.floor(4.8) da 4).</w:t>
       </w:r>
     </w:p>
     <w:p>
@@ -2192,19 +1987,11 @@
           <w:lang w:val="es-MX"/>
         </w:rPr>
       </w:pPr>
-      <w:proofErr w:type="spellStart"/>
-      <w:r>
-        <w:rPr>
-          <w:lang w:val="es-MX"/>
-        </w:rPr>
-        <w:t>math.ceil</w:t>
-      </w:r>
-      <w:proofErr w:type="spellEnd"/>
-      <w:r>
-        <w:rPr>
-          <w:lang w:val="es-MX"/>
-        </w:rPr>
-        <w:t xml:space="preserve">() redondea un número decimal </w:t>
+      <w:r>
+        <w:rPr>
+          <w:lang w:val="es-MX"/>
+        </w:rPr>
+        <w:t xml:space="preserve">math.ceil() redondea un número decimal </w:t>
       </w:r>
       <w:r>
         <w:rPr>
@@ -2218,122 +2005,52 @@
         <w:rPr>
           <w:lang w:val="es-MX"/>
         </w:rPr>
-        <w:t xml:space="preserve"> (ej. </w:t>
-      </w:r>
-      <w:proofErr w:type="spellStart"/>
-      <w:r>
-        <w:rPr>
-          <w:lang w:val="es-MX"/>
-        </w:rPr>
-        <w:t>math.ceil</w:t>
-      </w:r>
-      <w:proofErr w:type="spellEnd"/>
-      <w:r>
-        <w:rPr>
-          <w:lang w:val="es-MX"/>
-        </w:rPr>
-        <w:t>(4.1) da 5).</w:t>
-      </w:r>
-    </w:p>
-    <w:p>
-      <w:pPr>
-        <w:rPr>
-          <w:b/>
-          <w:bCs/>
-          <w:lang w:val="es-MX"/>
-        </w:rPr>
-      </w:pPr>
-      <w:r>
-        <w:rPr>
-          <w:b/>
-          <w:bCs/>
-          <w:lang w:val="es-MX"/>
-        </w:rPr>
-        <w:t xml:space="preserve">Módulo </w:t>
-      </w:r>
-      <w:proofErr w:type="spellStart"/>
-      <w:r>
-        <w:rPr>
-          <w:b/>
-          <w:bCs/>
-          <w:lang w:val="es-MX"/>
-        </w:rPr>
-        <w:t>turtle</w:t>
-      </w:r>
-      <w:proofErr w:type="spellEnd"/>
-    </w:p>
-    <w:p>
-      <w:pPr>
-        <w:rPr>
-          <w:lang w:val="es-MX"/>
-        </w:rPr>
-      </w:pPr>
-      <w:r>
-        <w:rPr>
-          <w:b/>
-          <w:bCs/>
-          <w:lang w:val="es-MX"/>
-        </w:rPr>
-        <w:t xml:space="preserve">P: ¿Cómo se importa el módulo </w:t>
-      </w:r>
-      <w:proofErr w:type="spellStart"/>
-      <w:r>
-        <w:rPr>
-          <w:b/>
-          <w:bCs/>
-          <w:lang w:val="es-MX"/>
-        </w:rPr>
-        <w:t>turtle</w:t>
-      </w:r>
-      <w:proofErr w:type="spellEnd"/>
-      <w:r>
-        <w:rPr>
-          <w:b/>
-          <w:bCs/>
-          <w:lang w:val="es-MX"/>
-        </w:rPr>
-        <w:t>?</w:t>
-      </w:r>
-    </w:p>
-    <w:p>
-      <w:pPr>
-        <w:rPr>
-          <w:lang w:val="es-MX"/>
-        </w:rPr>
-      </w:pPr>
-      <w:r>
-        <w:rPr>
-          <w:lang w:val="es-MX"/>
-        </w:rPr>
-        <w:t xml:space="preserve">R: Escribiendo </w:t>
-      </w:r>
-      <w:proofErr w:type="spellStart"/>
-      <w:r>
-        <w:rPr>
-          <w:lang w:val="es-MX"/>
-        </w:rPr>
-        <w:t>import</w:t>
-      </w:r>
-      <w:proofErr w:type="spellEnd"/>
-      <w:r>
-        <w:rPr>
-          <w:lang w:val="es-MX"/>
-        </w:rPr>
-        <w:t xml:space="preserve"> </w:t>
-      </w:r>
-      <w:proofErr w:type="spellStart"/>
-      <w:r>
-        <w:rPr>
-          <w:lang w:val="es-MX"/>
-        </w:rPr>
-        <w:t>turtle</w:t>
-      </w:r>
-      <w:proofErr w:type="spellEnd"/>
-      <w:r>
-        <w:rPr>
-          <w:lang w:val="es-MX"/>
-        </w:rPr>
-        <w:t xml:space="preserve"> al inicio del programa.</w:t>
+        <w:t xml:space="preserve"> (ej. math.ceil(4.1) da 5).</w:t>
+      </w:r>
+    </w:p>
+    <w:p>
+      <w:pPr>
+        <w:rPr>
+          <w:b/>
+          <w:bCs/>
+          <w:lang w:val="es-MX"/>
+        </w:rPr>
+      </w:pPr>
+      <w:r>
+        <w:rPr>
+          <w:b/>
+          <w:bCs/>
+          <w:lang w:val="es-MX"/>
+        </w:rPr>
+        <w:t>Módulo turtle</w:t>
+      </w:r>
+    </w:p>
+    <w:p>
+      <w:pPr>
+        <w:rPr>
+          <w:lang w:val="es-MX"/>
+        </w:rPr>
+      </w:pPr>
+      <w:r>
+        <w:rPr>
+          <w:b/>
+          <w:bCs/>
+          <w:lang w:val="es-MX"/>
+        </w:rPr>
+        <w:t>P: ¿Cómo se importa el módulo turtle?</w:t>
+      </w:r>
+    </w:p>
+    <w:p>
+      <w:pPr>
+        <w:rPr>
+          <w:lang w:val="es-MX"/>
+        </w:rPr>
+      </w:pPr>
+      <w:r>
+        <w:rPr>
+          <w:lang w:val="es-MX"/>
+        </w:rPr>
+        <w:t>R: Escribiendo import turtle al inicio del programa.</w:t>
       </w:r>
     </w:p>
     <w:p>
@@ -2363,38 +2080,20 @@
     </w:p>
     <w:p>
       <w:r>
-        <w:t xml:space="preserve">t = </w:t>
-      </w:r>
-      <w:proofErr w:type="spellStart"/>
-      <w:proofErr w:type="gramStart"/>
-      <w:r>
-        <w:t>turtle.Turtle</w:t>
-      </w:r>
-      <w:proofErr w:type="spellEnd"/>
-      <w:proofErr w:type="gramEnd"/>
-      <w:r>
-        <w:t>()</w:t>
-      </w:r>
-    </w:p>
-    <w:p>
-      <w:pPr>
-        <w:rPr>
-          <w:lang w:val="es-MX"/>
-        </w:rPr>
-      </w:pPr>
-      <w:proofErr w:type="spellStart"/>
-      <w:r>
-        <w:rPr>
-          <w:lang w:val="es-MX"/>
-        </w:rPr>
-        <w:t>t.forward</w:t>
-      </w:r>
-      <w:proofErr w:type="spellEnd"/>
-      <w:r>
-        <w:rPr>
-          <w:lang w:val="es-MX"/>
-        </w:rPr>
-        <w:t>(100)  # Avanza 100 píxeles</w:t>
+        <w:t>t = turtle.Turtle()</w:t>
+      </w:r>
+    </w:p>
+    <w:p>
+      <w:pPr>
+        <w:rPr>
+          <w:lang w:val="es-MX"/>
+        </w:rPr>
+      </w:pPr>
+      <w:r>
+        <w:rPr>
+          <w:lang w:val="es-MX"/>
+        </w:rPr>
+        <w:t>t.forward(100)  # Avanza 100 píxeles</w:t>
       </w:r>
     </w:p>
     <w:p>
@@ -2422,68 +2121,22 @@
         <w:rPr>
           <w:lang w:val="es-MX"/>
         </w:rPr>
-        <w:t xml:space="preserve">R: Usando </w:t>
-      </w:r>
-      <w:proofErr w:type="spellStart"/>
-      <w:r>
-        <w:rPr>
-          <w:lang w:val="es-MX"/>
-        </w:rPr>
-        <w:t>t.left</w:t>
-      </w:r>
-      <w:proofErr w:type="spellEnd"/>
-      <w:r>
-        <w:rPr>
-          <w:lang w:val="es-MX"/>
-        </w:rPr>
-        <w:t xml:space="preserve">(grados) y </w:t>
-      </w:r>
-      <w:proofErr w:type="spellStart"/>
-      <w:r>
-        <w:rPr>
-          <w:lang w:val="es-MX"/>
-        </w:rPr>
-        <w:t>t.right</w:t>
-      </w:r>
-      <w:proofErr w:type="spellEnd"/>
-      <w:r>
-        <w:rPr>
-          <w:lang w:val="es-MX"/>
-        </w:rPr>
-        <w:t>(grados).</w:t>
-      </w:r>
-    </w:p>
-    <w:p>
-      <w:pPr>
-        <w:rPr>
-          <w:lang w:val="es-MX"/>
-        </w:rPr>
-      </w:pPr>
-      <w:r>
-        <w:rPr>
-          <w:b/>
-          <w:bCs/>
-          <w:lang w:val="es-MX"/>
-        </w:rPr>
-        <w:t xml:space="preserve">P: ¿Cómo se puede dibujar un cuadrado usando los comandos de </w:t>
-      </w:r>
-      <w:proofErr w:type="spellStart"/>
-      <w:r>
-        <w:rPr>
-          <w:b/>
-          <w:bCs/>
-          <w:lang w:val="es-MX"/>
-        </w:rPr>
-        <w:t>turtle</w:t>
-      </w:r>
-      <w:proofErr w:type="spellEnd"/>
-      <w:r>
-        <w:rPr>
-          <w:b/>
-          <w:bCs/>
-          <w:lang w:val="es-MX"/>
-        </w:rPr>
-        <w:t>?</w:t>
+        <w:t>R: Usando t.left(grados) y t.right(grados).</w:t>
+      </w:r>
+    </w:p>
+    <w:p>
+      <w:pPr>
+        <w:rPr>
+          <w:lang w:val="es-MX"/>
+        </w:rPr>
+      </w:pPr>
+      <w:r>
+        <w:rPr>
+          <w:b/>
+          <w:bCs/>
+          <w:lang w:val="es-MX"/>
+        </w:rPr>
+        <w:t>P: ¿Cómo se puede dibujar un cuadrado usando los comandos de turtle?</w:t>
       </w:r>
     </w:p>
     <w:p>
@@ -2498,15 +2151,7 @@
     </w:p>
     <w:p>
       <w:r>
-        <w:t xml:space="preserve">for _ in </w:t>
-      </w:r>
-      <w:proofErr w:type="gramStart"/>
-      <w:r>
-        <w:t>range(</w:t>
-      </w:r>
-      <w:proofErr w:type="gramEnd"/>
-      <w:r>
-        <w:t>4):</w:t>
+        <w:t>for _ in range(4):</w:t>
       </w:r>
     </w:p>
     <w:p>
@@ -2518,46 +2163,24 @@
       <w:r>
         <w:t xml:space="preserve">  </w:t>
       </w:r>
-      <w:proofErr w:type="spellStart"/>
-      <w:r>
-        <w:rPr>
-          <w:lang w:val="es-MX"/>
-        </w:rPr>
-        <w:t>t.forward</w:t>
-      </w:r>
-      <w:proofErr w:type="spellEnd"/>
-      <w:r>
-        <w:rPr>
-          <w:lang w:val="es-MX"/>
-        </w:rPr>
-        <w:t>(100)</w:t>
-      </w:r>
-    </w:p>
-    <w:p>
-      <w:pPr>
-        <w:rPr>
-          <w:lang w:val="es-MX"/>
-        </w:rPr>
-      </w:pPr>
-      <w:r>
-        <w:rPr>
-          <w:lang w:val="es-MX"/>
-        </w:rPr>
-        <w:t xml:space="preserve">  </w:t>
-      </w:r>
-      <w:proofErr w:type="spellStart"/>
-      <w:r>
-        <w:rPr>
-          <w:lang w:val="es-MX"/>
-        </w:rPr>
-        <w:t>t.right</w:t>
-      </w:r>
-      <w:proofErr w:type="spellEnd"/>
-      <w:r>
-        <w:rPr>
-          <w:lang w:val="es-MX"/>
-        </w:rPr>
-        <w:t>(90)</w:t>
+      <w:r>
+        <w:rPr>
+          <w:lang w:val="es-MX"/>
+        </w:rPr>
+        <w:t>t.forward(100)</w:t>
+      </w:r>
+    </w:p>
+    <w:p>
+      <w:pPr>
+        <w:rPr>
+          <w:lang w:val="es-MX"/>
+        </w:rPr>
+      </w:pPr>
+      <w:r>
+        <w:rPr>
+          <w:lang w:val="es-MX"/>
+        </w:rPr>
+        <w:t xml:space="preserve">  t.right(90)</w:t>
       </w:r>
     </w:p>
     <w:p>
@@ -2585,21 +2208,7 @@
         <w:rPr>
           <w:lang w:val="es-MX"/>
         </w:rPr>
-        <w:t xml:space="preserve">R: Usando </w:t>
-      </w:r>
-      <w:proofErr w:type="spellStart"/>
-      <w:r>
-        <w:rPr>
-          <w:lang w:val="es-MX"/>
-        </w:rPr>
-        <w:t>t.pencolor</w:t>
-      </w:r>
-      <w:proofErr w:type="spellEnd"/>
-      <w:r>
-        <w:rPr>
-          <w:lang w:val="es-MX"/>
-        </w:rPr>
-        <w:t>("red") (o el color deseado).</w:t>
+        <w:t>R: Usando t.pencolor("red") (o el color deseado).</w:t>
       </w:r>
     </w:p>
     <w:p>
@@ -2632,19 +2241,11 @@
           <w:lang w:val="es-MX"/>
         </w:rPr>
       </w:pPr>
-      <w:proofErr w:type="spellStart"/>
-      <w:r>
-        <w:rPr>
-          <w:lang w:val="es-MX"/>
-        </w:rPr>
-        <w:t>t.penup</w:t>
-      </w:r>
-      <w:proofErr w:type="spellEnd"/>
-      <w:r>
-        <w:rPr>
-          <w:lang w:val="es-MX"/>
-        </w:rPr>
-        <w:t>(): Levanta el lápiz para moverse sin dejar rastro de dibujo.</w:t>
+      <w:r>
+        <w:rPr>
+          <w:lang w:val="es-MX"/>
+        </w:rPr>
+        <w:t>t.penup(): Levanta el lápiz para moverse sin dejar rastro de dibujo.</w:t>
       </w:r>
     </w:p>
     <w:p>
@@ -2657,20 +2258,12 @@
           <w:lang w:val="es-MX"/>
         </w:rPr>
       </w:pPr>
-      <w:proofErr w:type="spellStart"/>
       <w:r>
         <w:rPr>
           <w:lang w:val="es-MX"/>
         </w:rPr>
         <w:lastRenderedPageBreak/>
-        <w:t>t.pendown</w:t>
-      </w:r>
-      <w:proofErr w:type="spellEnd"/>
-      <w:r>
-        <w:rPr>
-          <w:lang w:val="es-MX"/>
-        </w:rPr>
-        <w:t>(): Baja el lápiz para volver a dibujar al moverse.</w:t>
+        <w:t>t.pendown(): Baja el lápiz para volver a dibujar al moverse.</w:t>
       </w:r>
     </w:p>
     <w:p>
@@ -2732,77 +2325,7 @@
         <w:rPr>
           <w:lang w:val="es-MX"/>
         </w:rPr>
-        <w:t xml:space="preserve"> Olvidarlos al final de un </w:t>
-      </w:r>
-      <w:proofErr w:type="spellStart"/>
-      <w:r>
-        <w:rPr>
-          <w:lang w:val="es-MX"/>
-        </w:rPr>
-        <w:t>if</w:t>
-      </w:r>
-      <w:proofErr w:type="spellEnd"/>
-      <w:r>
-        <w:rPr>
-          <w:lang w:val="es-MX"/>
-        </w:rPr>
-        <w:t xml:space="preserve">, </w:t>
-      </w:r>
-      <w:proofErr w:type="spellStart"/>
-      <w:r>
-        <w:rPr>
-          <w:lang w:val="es-MX"/>
-        </w:rPr>
-        <w:t>else</w:t>
-      </w:r>
-      <w:proofErr w:type="spellEnd"/>
-      <w:r>
-        <w:rPr>
-          <w:lang w:val="es-MX"/>
-        </w:rPr>
-        <w:t xml:space="preserve">, </w:t>
-      </w:r>
-      <w:proofErr w:type="spellStart"/>
-      <w:r>
-        <w:rPr>
-          <w:lang w:val="es-MX"/>
-        </w:rPr>
-        <w:t>elif</w:t>
-      </w:r>
-      <w:proofErr w:type="spellEnd"/>
-      <w:r>
-        <w:rPr>
-          <w:lang w:val="es-MX"/>
-        </w:rPr>
-        <w:t xml:space="preserve">, </w:t>
-      </w:r>
-      <w:proofErr w:type="spellStart"/>
-      <w:r>
-        <w:rPr>
-          <w:lang w:val="es-MX"/>
-        </w:rPr>
-        <w:t>def</w:t>
-      </w:r>
-      <w:proofErr w:type="spellEnd"/>
-      <w:r>
-        <w:rPr>
-          <w:lang w:val="es-MX"/>
-        </w:rPr>
-        <w:t xml:space="preserve"> o </w:t>
-      </w:r>
-      <w:proofErr w:type="spellStart"/>
-      <w:r>
-        <w:rPr>
-          <w:lang w:val="es-MX"/>
-        </w:rPr>
-        <w:t>for</w:t>
-      </w:r>
-      <w:proofErr w:type="spellEnd"/>
-      <w:r>
-        <w:rPr>
-          <w:lang w:val="es-MX"/>
-        </w:rPr>
-        <w:t>.</w:t>
+        <w:t xml:space="preserve"> Olvidarlos al final de un if, else, elif, def o for.</w:t>
       </w:r>
     </w:p>
     <w:p>
@@ -2852,21 +2375,7 @@
         <w:rPr>
           <w:lang w:val="es-MX"/>
         </w:rPr>
-        <w:t xml:space="preserve"> Poner un solo signo de igual dentro de un </w:t>
-      </w:r>
-      <w:proofErr w:type="spellStart"/>
-      <w:r>
-        <w:rPr>
-          <w:lang w:val="es-MX"/>
-        </w:rPr>
-        <w:t>if</w:t>
-      </w:r>
-      <w:proofErr w:type="spellEnd"/>
-      <w:r>
-        <w:rPr>
-          <w:lang w:val="es-MX"/>
-        </w:rPr>
-        <w:t xml:space="preserve"> en lugar de doble igual (==).</w:t>
+        <w:t xml:space="preserve"> Poner un solo signo de igual dentro de un if en lugar de doble igual (==).</w:t>
       </w:r>
     </w:p>
     <w:p>
@@ -2891,49 +2400,344 @@
         <w:rPr>
           <w:lang w:val="es-MX"/>
         </w:rPr>
-        <w:t xml:space="preserve"> Intentar sumar </w:t>
-      </w:r>
-      <w:proofErr w:type="spellStart"/>
-      <w:r>
-        <w:rPr>
-          <w:lang w:val="es-MX"/>
-        </w:rPr>
-        <w:t>o</w:t>
-      </w:r>
-      <w:proofErr w:type="spellEnd"/>
-      <w:r>
-        <w:rPr>
-          <w:lang w:val="es-MX"/>
-        </w:rPr>
-        <w:t xml:space="preserve"> operar un texto (</w:t>
-      </w:r>
-      <w:proofErr w:type="spellStart"/>
-      <w:r>
-        <w:rPr>
-          <w:lang w:val="es-MX"/>
-        </w:rPr>
-        <w:t>str</w:t>
-      </w:r>
-      <w:proofErr w:type="spellEnd"/>
-      <w:r>
-        <w:rPr>
-          <w:lang w:val="es-MX"/>
-        </w:rPr>
-        <w:t>) con un número (</w:t>
-      </w:r>
-      <w:proofErr w:type="spellStart"/>
-      <w:r>
-        <w:rPr>
-          <w:lang w:val="es-MX"/>
-        </w:rPr>
-        <w:t>int</w:t>
-      </w:r>
-      <w:proofErr w:type="spellEnd"/>
-      <w:r>
-        <w:rPr>
-          <w:lang w:val="es-MX"/>
-        </w:rPr>
-        <w:t>) sin hacer la conversión adecuada.</w:t>
+        <w:t xml:space="preserve"> Intentar sumar o operar un texto (str) con un número (int) sin hacer la conversión adecuada.</w:t>
+      </w:r>
+    </w:p>
+    <w:p>
+      <w:pPr>
+        <w:rPr>
+          <w:lang w:val="es-MX"/>
+        </w:rPr>
+      </w:pPr>
+    </w:p>
+    <w:p>
+      <w:pPr>
+        <w:rPr>
+          <w:b/>
+          <w:bCs/>
+        </w:rPr>
+      </w:pPr>
+      <w:r>
+        <w:rPr>
+          <w:b/>
+          <w:bCs/>
+        </w:rPr>
+        <w:t>Ejercicio 1: Goles de Lamine Yamal</w:t>
+      </w:r>
+    </w:p>
+    <w:p>
+      <w:r>
+        <w:t>Python</w:t>
+      </w:r>
+    </w:p>
+    <w:p>
+      <w:r>
+        <w:t># 1. Cree una variable llamada goles_partido1 y asignele el valor de 3</w:t>
+      </w:r>
+    </w:p>
+    <w:p>
+      <w:r>
+        <w:t>goles_partido1 = 3</w:t>
+      </w:r>
+    </w:p>
+    <w:p/>
+    <w:p>
+      <w:r>
+        <w:t># 2. Crea otra variable para asignarle el valor que ingrese el usuario</w:t>
+      </w:r>
+    </w:p>
+    <w:p>
+      <w:r>
+        <w:t>goles_partido2 = int(input("¿Cuántos goles metió este partido?: "))</w:t>
+      </w:r>
+    </w:p>
+    <w:p/>
+    <w:p>
+      <w:r>
+        <w:t># 3. Crea una tercer variable que sume los goles y de el total</w:t>
+      </w:r>
+    </w:p>
+    <w:p>
+      <w:r>
+        <w:t>goles_total = goles_partido1 + goles_partido2</w:t>
+      </w:r>
+    </w:p>
+    <w:p/>
+    <w:p>
+      <w:r>
+        <w:t># 4. Muestra en la pantalla un mensaje claro con el resultado</w:t>
+      </w:r>
+    </w:p>
+    <w:p>
+      <w:r>
+        <w:t>print(f"Los goles totales fueron: {goles_total}")</w:t>
+      </w:r>
+    </w:p>
+    <w:p>
+      <w:pPr>
+        <w:rPr>
+          <w:b/>
+          <w:bCs/>
+        </w:rPr>
+      </w:pPr>
+      <w:r>
+        <w:rPr>
+          <w:b/>
+          <w:bCs/>
+        </w:rPr>
+        <w:t>Ejercicio 2: Resultado del Real Madrid</w:t>
+      </w:r>
+    </w:p>
+    <w:p>
+      <w:r>
+        <w:lastRenderedPageBreak/>
+        <w:t>Python</w:t>
+      </w:r>
+    </w:p>
+    <w:p>
+      <w:r>
+        <w:t># Agregar tu propio comentario aquí:</w:t>
+      </w:r>
+    </w:p>
+    <w:p>
+      <w:r>
+        <w:t># Asignamos los goles del Real Madrid</w:t>
+      </w:r>
+    </w:p>
+    <w:p>
+      <w:r>
+        <w:t>goles_madrid = 4</w:t>
+      </w:r>
+    </w:p>
+    <w:p/>
+    <w:p>
+      <w:r>
+        <w:t># Agregar tu propio comentario aquí:</w:t>
+      </w:r>
+    </w:p>
+    <w:p>
+      <w:r>
+        <w:t># Asignamos los goles del equipo rival</w:t>
+      </w:r>
+    </w:p>
+    <w:p>
+      <w:r>
+        <w:t>goles_rival = 3</w:t>
+      </w:r>
+    </w:p>
+    <w:p/>
+    <w:p>
+      <w:r>
+        <w:t># Crea una estructura condicional que verifique si goles_madrid es mayor que goles_rival</w:t>
+      </w:r>
+    </w:p>
+    <w:p>
+      <w:r>
+        <w:t>if goles_madrid &gt; goles_rival:</w:t>
+      </w:r>
+    </w:p>
+    <w:p>
+      <w:r>
+        <w:t xml:space="preserve">    print("¡Ganó Real Madrid!")</w:t>
+      </w:r>
+    </w:p>
+    <w:p>
+      <w:r>
+        <w:t>elif goles_madrid == goles_rival:</w:t>
+      </w:r>
+    </w:p>
+    <w:p>
+      <w:r>
+        <w:t xml:space="preserve">    print("Empataron")</w:t>
+      </w:r>
+    </w:p>
+    <w:p>
+      <w:r>
+        <w:t>else:</w:t>
+      </w:r>
+    </w:p>
+    <w:p>
+      <w:r>
+        <w:t xml:space="preserve">    print("Perdió el Real Madrid")</w:t>
+      </w:r>
+    </w:p>
+    <w:p>
+      <w:pPr>
+        <w:rPr>
+          <w:b/>
+          <w:bCs/>
+        </w:rPr>
+      </w:pPr>
+      <w:r>
+        <w:rPr>
+          <w:b/>
+          <w:bCs/>
+        </w:rPr>
+        <w:t>Ejercicio 3: Condiciones del FC Barcelona para jugar</w:t>
+      </w:r>
+    </w:p>
+    <w:p>
+      <w:r>
+        <w:t>Python</w:t>
+      </w:r>
+    </w:p>
+    <w:p>
+      <w:r>
+        <w:t>"""</w:t>
+      </w:r>
+    </w:p>
+    <w:p>
+      <w:r>
+        <w:t>Programa: Requerimientos Barcelona</w:t>
+      </w:r>
+    </w:p>
+    <w:p>
+      <w:r>
+        <w:t xml:space="preserve">Propósito: Determinar si el FC Barcelona cumple con las condiciones </w:t>
+      </w:r>
+    </w:p>
+    <w:p>
+      <w:r>
+        <w:t xml:space="preserve">para jugar y si sus puntos son suficientes para superar al </w:t>
+      </w:r>
+    </w:p>
+    <w:p>
+      <w:r>
+        <w:t>equipo que quedó en segundo lugar.</w:t>
+      </w:r>
+    </w:p>
+    <w:p>
+      <w:r>
+        <w:t>"""</w:t>
+      </w:r>
+    </w:p>
+    <w:p/>
+    <w:p>
+      <w:r>
+        <w:lastRenderedPageBreak/>
+        <w:t># I. Asignación del nombre del programa y propósito en un bloque de comentario (realizado arriba)</w:t>
+      </w:r>
+    </w:p>
+    <w:p/>
+    <w:p>
+      <w:r>
+        <w:t># II. Comentarios individuales de los pasos del programa</w:t>
+      </w:r>
+    </w:p>
+    <w:p>
+      <w:r>
+        <w:t># Paso 1: Definir variables del sistema.</w:t>
+      </w:r>
+    </w:p>
+    <w:p>
+      <w:r>
+        <w:t># Paso 2: Verificar la condición básica de los jugadores para jugar.</w:t>
+      </w:r>
+    </w:p>
+    <w:p>
+      <w:r>
+        <w:t># Paso 3: Solicitar los puntos actuales al usuario.</w:t>
+      </w:r>
+    </w:p>
+    <w:p>
+      <w:r>
+        <w:t># Paso 4: Evaluar si se cumplen todas las condiciones y si superan al segundo lugar.</w:t>
+      </w:r>
+    </w:p>
+    <w:p>
+      <w:r>
+        <w:t># Paso 5: Mostrar el resultado final mediante un f-string.</w:t>
+      </w:r>
+    </w:p>
+    <w:p/>
+    <w:p>
+      <w:r>
+        <w:t># III. Variables proporcionadas por el examen</w:t>
+      </w:r>
+    </w:p>
+    <w:p>
+      <w:r>
+        <w:t>tiene_uniforme = True</w:t>
+      </w:r>
+    </w:p>
+    <w:p>
+      <w:r>
+        <w:t>esta_lesionado = False</w:t>
+      </w:r>
+    </w:p>
+    <w:p>
+      <w:r>
+        <w:t>equipo_segundo_lugar = 82</w:t>
+      </w:r>
+    </w:p>
+    <w:p/>
+    <w:p>
+      <w:r>
+        <w:t># IV y V. Verificar si los jugadores tienen uniforme y NO están lesionados</w:t>
+      </w:r>
+    </w:p>
+    <w:p>
+      <w:r>
+        <w:t>pueden_jugar_base = tiene_uniforme and not esta_lesionado</w:t>
+      </w:r>
+    </w:p>
+    <w:p/>
+    <w:p>
+      <w:r>
+        <w:t># VI. Pide al usuario los puntos e ingresa operadores lógicos</w:t>
+      </w:r>
+    </w:p>
+    <w:p>
+      <w:r>
+        <w:t>puntos_barcelona = int(input("Ingrese los puntos actuales del FC Barcelona: "))</w:t>
+      </w:r>
+    </w:p>
+    <w:p/>
+    <w:p>
+      <w:r>
+        <w:t># Operadores lógicos para evaluar ambas condiciones requeridas:</w:t>
+      </w:r>
+    </w:p>
+    <w:p>
+      <w:r>
+        <w:t># a. Los jugadores pueden jugar</w:t>
+      </w:r>
+    </w:p>
+    <w:p>
+      <w:r>
+        <w:t># b. El FC Barcelona tiene más puntos que el de segundo lugar</w:t>
+      </w:r>
+    </w:p>
+    <w:p>
+      <w:r>
+        <w:t>cumple_todo = pueden_jugar_base and (puntos_barcelona &gt; equipo_segundo_lugar)</w:t>
+      </w:r>
+    </w:p>
+    <w:p/>
+    <w:p>
+      <w:r>
+        <w:lastRenderedPageBreak/>
+        <w:t># VII. Imprimir mensaje en pantalla usando f-string</w:t>
+      </w:r>
+    </w:p>
+    <w:p>
+      <w:r>
+        <w:t>if cumple_todo:</w:t>
+      </w:r>
+    </w:p>
+    <w:p>
+      <w:r>
+        <w:t xml:space="preserve">    print(f"El FC Barcelona puede jugar y supera al segundo lugar con {puntos_barcelona} puntos.")</w:t>
+      </w:r>
+    </w:p>
+    <w:p>
+      <w:r>
+        <w:t>else:</w:t>
+      </w:r>
+    </w:p>
+    <w:p>
+      <w:r>
+        <w:t xml:space="preserve">    print(f"El FC Barcelona NO cumple con todas las condiciones requeridas.")</w:t>
       </w:r>
     </w:p>
     <w:p>
